--- a/gastric_surgery.docx
+++ b/gastric_surgery.docx
@@ -55,22 +55,20 @@
         <w:t xml:space="preserve">Of course, there is no substitute for the expert opinions of your cancer care team.</w:t>
       </w:r>
     </w:p>
-    <w:bookmarkEnd w:id="9"/>
-    <w:bookmarkStart w:id="10" w:name="surgery-of-the-esophagus"/>
-    <w:p>
-      <w:pPr>
-        <w:pStyle w:val="Heading2"/>
-      </w:pPr>
-      <w:r>
-        <w:t xml:space="preserve">2 Surgery of the Esophagus</w:t>
-      </w:r>
-    </w:p>
-    <w:p>
-      <w:pPr>
-        <w:pStyle w:val="FirstParagraph"/>
-      </w:pPr>
-      <w:r>
-        <w:t xml:space="preserve">In this viedo we’ll discuss</w:t>
+    <w:p>
+      <w:pPr>
+        <w:pStyle w:val="BodyText"/>
+      </w:pPr>
+      <w:r>
+        <w:t xml:space="preserve">Surgery of the Stomach 7 (2)</w:t>
+      </w:r>
+    </w:p>
+    <w:p>
+      <w:pPr>
+        <w:pStyle w:val="BodyText"/>
+      </w:pPr>
+      <w:r>
+        <w:t xml:space="preserve">In this video we’ll discuss</w:t>
       </w:r>
       <w:r>
         <w:t xml:space="preserve"> </w:t>
@@ -82,13 +80,11 @@
         </w:rPr>
         <w:t xml:space="preserve">surgery of the stomach</w:t>
       </w:r>
-    </w:p>
-    <w:p>
-      <w:pPr>
-        <w:pStyle w:val="BodyText"/>
-      </w:pPr>
-      <w:r>
-        <w:t xml:space="preserve">In this video, you will learn about (2)</w:t>
+      <w:r>
+        <w:t xml:space="preserve"> </w:t>
+      </w:r>
+      <w:r>
+        <w:t xml:space="preserve">and we will focus on</w:t>
       </w:r>
     </w:p>
     <w:p>
@@ -100,7 +96,7 @@
         </w:numPr>
       </w:pPr>
       <w:r>
-        <w:t xml:space="preserve">Different Type of esophagectomy</w:t>
+        <w:t xml:space="preserve">Different Types of Operations</w:t>
       </w:r>
     </w:p>
     <w:p>
@@ -112,69 +108,59 @@
         </w:numPr>
       </w:pPr>
       <w:r>
-        <w:t xml:space="preserve">Complications</w:t>
-      </w:r>
-    </w:p>
-    <w:p>
-      <w:pPr>
-        <w:pStyle w:val="FirstParagraph"/>
-      </w:pPr>
-      <w:r>
-        <w:t xml:space="preserve">At the end we will discuss ways that your surgical team can reduce the risk of complications</w:t>
-      </w:r>
-    </w:p>
-    <w:bookmarkEnd w:id="10"/>
-    <w:bookmarkStart w:id="11" w:name="esophagectomy"/>
-    <w:p>
-      <w:pPr>
-        <w:pStyle w:val="Heading2"/>
-      </w:pPr>
-      <w:r>
-        <w:t xml:space="preserve">3 Esophagectomy</w:t>
-      </w:r>
-    </w:p>
-    <w:p>
-      <w:pPr>
-        <w:pStyle w:val="FirstParagraph"/>
-      </w:pPr>
-      <w:r>
-        <w:t xml:space="preserve">Esophagectomy is the surgical removal of the esophagus</w:t>
-      </w:r>
-    </w:p>
-    <w:bookmarkEnd w:id="11"/>
-    <w:bookmarkStart w:id="12" w:name="esophagectomy--"/>
-    <w:p>
-      <w:pPr>
-        <w:pStyle w:val="Heading2"/>
-      </w:pPr>
-      <w:r>
-        <w:t xml:space="preserve">4 Esophagectomy -</w:t>
-      </w:r>
-    </w:p>
-    <w:p>
-      <w:pPr>
-        <w:pStyle w:val="FirstParagraph"/>
-      </w:pPr>
-      <w:r>
-        <w:t xml:space="preserve">Another terms is esophagogastrectomy (4)</w:t>
-      </w:r>
-    </w:p>
-    <w:bookmarkEnd w:id="12"/>
-    <w:bookmarkStart w:id="13" w:name="esophagectomy-1"/>
-    <w:p>
-      <w:pPr>
-        <w:pStyle w:val="Heading2"/>
-      </w:pPr>
-      <w:r>
-        <w:t xml:space="preserve">5 Esophagectomy</w:t>
-      </w:r>
-    </w:p>
-    <w:p>
-      <w:pPr>
-        <w:pStyle w:val="FirstParagraph"/>
-      </w:pPr>
-      <w:r>
-        <w:t xml:space="preserve">Esophagectomy is generally performed for three different situations:</w:t>
+        <w:t xml:space="preserve">Impact that these operations have on quality of life after surgery</w:t>
+      </w:r>
+    </w:p>
+    <w:p>
+      <w:pPr>
+        <w:pStyle w:val="FirstParagraph"/>
+      </w:pPr>
+      <w:r>
+        <w:rPr>
+          <w:i/>
+          <w:iCs/>
+        </w:rPr>
+        <w:t xml:space="preserve">Gastrectomy</w:t>
+      </w:r>
+      <w:r>
+        <w:t xml:space="preserve"> </w:t>
+      </w:r>
+      <w:r>
+        <w:t xml:space="preserve">is the surgical removal of the stomach (3)</w:t>
+      </w:r>
+    </w:p>
+    <w:p>
+      <w:pPr>
+        <w:pStyle w:val="BodyText"/>
+      </w:pPr>
+      <w:r>
+        <w:t xml:space="preserve">… and for some tumors this means removal of lymph nodes as well (4)</w:t>
+      </w:r>
+    </w:p>
+    <w:bookmarkEnd w:id="9"/>
+    <w:bookmarkStart w:id="10" w:name="how-much-stomach-5"/>
+    <w:p>
+      <w:pPr>
+        <w:pStyle w:val="Heading2"/>
+      </w:pPr>
+      <w:r>
+        <w:t xml:space="preserve">2 How much Stomach? (5)</w:t>
+      </w:r>
+    </w:p>
+    <w:p>
+      <w:pPr>
+        <w:pStyle w:val="FirstParagraph"/>
+      </w:pPr>
+      <w:r>
+        <w:t xml:space="preserve">The differences between operations on the stomach is how much stomach is removed and how much remains.</w:t>
+      </w:r>
+    </w:p>
+    <w:p>
+      <w:pPr>
+        <w:pStyle w:val="BodyText"/>
+      </w:pPr>
+      <w:r>
+        <w:t xml:space="preserve">This is dependent upon:</w:t>
       </w:r>
     </w:p>
     <w:p>
@@ -186,53 +172,55 @@
         </w:numPr>
       </w:pPr>
       <w:r>
-        <w:t xml:space="preserve">Superficial Tumors (T1) that can’t be completely removed by endoscopy (5)</w:t>
-      </w:r>
-    </w:p>
-    <w:p>
-      <w:pPr>
-        <w:pStyle w:val="FirstParagraph"/>
-      </w:pPr>
-      <w:r>
-        <w:t xml:space="preserve">Superficial tumors are T1. If this terminology is not familiar to you, this may be a good time to view our video about Esophageal Cancer Staging and Treatment</w:t>
-      </w:r>
-    </w:p>
-    <w:p>
-      <w:pPr>
-        <w:pStyle w:val="BodyText"/>
-      </w:pPr>
-      <w:r>
-        <w:t xml:space="preserve">We also have a separate video about superficial or</w:t>
-      </w:r>
-      <w:r>
-        <w:t xml:space="preserve"> </w:t>
-      </w:r>
-      <w:r>
-        <w:t xml:space="preserve">“early stage”</w:t>
-      </w:r>
-      <w:r>
-        <w:t xml:space="preserve"> </w:t>
-      </w:r>
-      <w:r>
-        <w:t xml:space="preserve">tumors and how they can sometimes be removed through endoscopic therapy without the need for surgery.</w:t>
-      </w:r>
-    </w:p>
-    <w:bookmarkEnd w:id="13"/>
-    <w:bookmarkStart w:id="14" w:name="esophagectomy."/>
-    <w:p>
-      <w:pPr>
-        <w:pStyle w:val="Heading2"/>
-      </w:pPr>
-      <w:r>
-        <w:t xml:space="preserve">6 Esophagectomy.</w:t>
-      </w:r>
-    </w:p>
-    <w:p>
-      <w:pPr>
-        <w:pStyle w:val="FirstParagraph"/>
-      </w:pPr>
-      <w:r>
-        <w:t xml:space="preserve">Esophagectomy is also performed for</w:t>
+        <w:t xml:space="preserve">The tumor Type</w:t>
+      </w:r>
+    </w:p>
+    <w:p>
+      <w:pPr>
+        <w:pStyle w:val="Compact"/>
+        <w:numPr>
+          <w:ilvl w:val="0"/>
+          <w:numId w:val="1002"/>
+        </w:numPr>
+      </w:pPr>
+      <w:r>
+        <w:t xml:space="preserve">The tumor location</w:t>
+      </w:r>
+    </w:p>
+    <w:bookmarkEnd w:id="10"/>
+    <w:bookmarkStart w:id="11" w:name="types-of-stomach-tumors-6"/>
+    <w:p>
+      <w:pPr>
+        <w:pStyle w:val="Heading2"/>
+      </w:pPr>
+      <w:r>
+        <w:t xml:space="preserve">3 Types of stomach Tumors (6)</w:t>
+      </w:r>
+    </w:p>
+    <w:p>
+      <w:pPr>
+        <w:pStyle w:val="FirstParagraph"/>
+      </w:pPr>
+      <w:r>
+        <w:t xml:space="preserve">Another terms is esophagogastrectomy (4)</w:t>
+      </w:r>
+    </w:p>
+    <w:bookmarkEnd w:id="11"/>
+    <w:bookmarkStart w:id="12" w:name="esophagectomy"/>
+    <w:p>
+      <w:pPr>
+        <w:pStyle w:val="Heading2"/>
+      </w:pPr>
+      <w:r>
+        <w:t xml:space="preserve">4 Esophagectomy</w:t>
+      </w:r>
+    </w:p>
+    <w:p>
+      <w:pPr>
+        <w:pStyle w:val="FirstParagraph"/>
+      </w:pPr>
+      <w:r>
+        <w:t xml:space="preserve">Esophagectomy is generally performed for three different situations:</w:t>
       </w:r>
     </w:p>
     <w:p>
@@ -244,17 +232,53 @@
         </w:numPr>
       </w:pPr>
       <w:r>
-        <w:t xml:space="preserve">Localized Tumors that are T1b or T2 (6)</w:t>
-      </w:r>
-    </w:p>
-    <w:bookmarkEnd w:id="14"/>
-    <w:bookmarkStart w:id="15" w:name="esophagectomy-2"/>
-    <w:p>
-      <w:pPr>
-        <w:pStyle w:val="Heading2"/>
-      </w:pPr>
-      <w:r>
-        <w:t xml:space="preserve">7 Esophagectomy</w:t>
+        <w:t xml:space="preserve">Superficial Tumors (T1) that can’t be completely removed by endoscopy (5)</w:t>
+      </w:r>
+    </w:p>
+    <w:p>
+      <w:pPr>
+        <w:pStyle w:val="FirstParagraph"/>
+      </w:pPr>
+      <w:r>
+        <w:t xml:space="preserve">Superficial tumors are T1. If this terminology is not familiar to you, this may be a good time to view our video about Esophageal Cancer Staging and Treatment</w:t>
+      </w:r>
+    </w:p>
+    <w:p>
+      <w:pPr>
+        <w:pStyle w:val="BodyText"/>
+      </w:pPr>
+      <w:r>
+        <w:t xml:space="preserve">We also have a separate video about superficial or</w:t>
+      </w:r>
+      <w:r>
+        <w:t xml:space="preserve"> </w:t>
+      </w:r>
+      <w:r>
+        <w:t xml:space="preserve">“early stage”</w:t>
+      </w:r>
+      <w:r>
+        <w:t xml:space="preserve"> </w:t>
+      </w:r>
+      <w:r>
+        <w:t xml:space="preserve">tumors and how they can sometimes be removed through endoscopic therapy without the need for surgery.</w:t>
+      </w:r>
+    </w:p>
+    <w:bookmarkEnd w:id="12"/>
+    <w:bookmarkStart w:id="13" w:name="esophagectomy."/>
+    <w:p>
+      <w:pPr>
+        <w:pStyle w:val="Heading2"/>
+      </w:pPr>
+      <w:r>
+        <w:t xml:space="preserve">5 Esophagectomy.</w:t>
+      </w:r>
+    </w:p>
+    <w:p>
+      <w:pPr>
+        <w:pStyle w:val="FirstParagraph"/>
+      </w:pPr>
+      <w:r>
+        <w:t xml:space="preserve">Esophagectomy is also performed for</w:t>
       </w:r>
     </w:p>
     <w:p>
@@ -266,45 +290,85 @@
         </w:numPr>
       </w:pPr>
       <w:r>
+        <w:t xml:space="preserve">Localized Tumors that are T1b or T2 (6)</w:t>
+      </w:r>
+    </w:p>
+    <w:bookmarkEnd w:id="13"/>
+    <w:bookmarkStart w:id="14" w:name="esophagectomy-1"/>
+    <w:p>
+      <w:pPr>
+        <w:pStyle w:val="Heading2"/>
+      </w:pPr>
+      <w:r>
+        <w:t xml:space="preserve">6 Esophagectomy</w:t>
+      </w:r>
+    </w:p>
+    <w:p>
+      <w:pPr>
+        <w:pStyle w:val="Compact"/>
+        <w:numPr>
+          <w:ilvl w:val="0"/>
+          <w:numId w:val="1005"/>
+        </w:numPr>
+      </w:pPr>
+      <w:r>
         <w:t xml:space="preserve">Locally Advanced Tumors, which are T3 or Node-positive (6)</w:t>
       </w:r>
     </w:p>
+    <w:bookmarkEnd w:id="14"/>
+    <w:bookmarkStart w:id="15" w:name="esophagectomy-2"/>
+    <w:p>
+      <w:pPr>
+        <w:pStyle w:val="Heading2"/>
+      </w:pPr>
+      <w:r>
+        <w:t xml:space="preserve">7 Esophagectomy</w:t>
+      </w:r>
+    </w:p>
+    <w:p>
+      <w:pPr>
+        <w:pStyle w:val="FirstParagraph"/>
+      </w:pPr>
+      <w:r>
+        <w:t xml:space="preserve">Locally-advanced tumors usually treated with some sort of preoperative therapy prior to surgery.</w:t>
+      </w:r>
+    </w:p>
+    <w:p>
+      <w:pPr>
+        <w:pStyle w:val="BodyText"/>
+      </w:pPr>
+      <w:r>
+        <w:t xml:space="preserve">Preoperative therapy is usually some combination of chemotherapy, immunotherapy or radiation therapy</w:t>
+      </w:r>
+    </w:p>
+    <w:p>
+      <w:pPr>
+        <w:pStyle w:val="BodyText"/>
+      </w:pPr>
+      <w:r>
+        <w:t xml:space="preserve">We have videos which discuss locally-advanced esophageal cancer, which you may find helpful.</w:t>
+      </w:r>
+    </w:p>
     <w:bookmarkEnd w:id="15"/>
-    <w:bookmarkStart w:id="16" w:name="esophagectomy-3"/>
-    <w:p>
-      <w:pPr>
-        <w:pStyle w:val="Heading2"/>
-      </w:pPr>
-      <w:r>
-        <w:t xml:space="preserve">8 Esophagectomy</w:t>
-      </w:r>
-    </w:p>
-    <w:p>
-      <w:pPr>
-        <w:pStyle w:val="FirstParagraph"/>
-      </w:pPr>
-      <w:r>
-        <w:t xml:space="preserve">Locally-advanced tumors usually treated with some sort of preoperative therapy prior to surgery.</w:t>
-      </w:r>
-    </w:p>
-    <w:p>
-      <w:pPr>
-        <w:pStyle w:val="BodyText"/>
-      </w:pPr>
-      <w:r>
-        <w:t xml:space="preserve">Preoperative therapy is usually some combination of chemotherapy, immunotherapy or radiation therapy</w:t>
-      </w:r>
-    </w:p>
-    <w:p>
-      <w:pPr>
-        <w:pStyle w:val="BodyText"/>
-      </w:pPr>
-      <w:r>
-        <w:t xml:space="preserve">We have videos which discuss locally-advanced esophageal cancer, which you may find helpful.</w:t>
+    <w:bookmarkStart w:id="16" w:name="goals-of-esophagectomy"/>
+    <w:p>
+      <w:pPr>
+        <w:pStyle w:val="Heading2"/>
+      </w:pPr>
+      <w:r>
+        <w:t xml:space="preserve">8 Goals of Esophagectomy</w:t>
+      </w:r>
+    </w:p>
+    <w:p>
+      <w:pPr>
+        <w:pStyle w:val="FirstParagraph"/>
+      </w:pPr>
+      <w:r>
+        <w:t xml:space="preserve">The goals of esophagectomy are to remove the tumor (9)</w:t>
       </w:r>
     </w:p>
     <w:bookmarkEnd w:id="16"/>
-    <w:bookmarkStart w:id="17" w:name="goals-of-esophagectomy"/>
+    <w:bookmarkStart w:id="17" w:name="goals-of-esophagectomy-1"/>
     <w:p>
       <w:pPr>
         <w:pStyle w:val="Heading2"/>
@@ -318,35 +382,17 @@
         <w:pStyle w:val="FirstParagraph"/>
       </w:pPr>
       <w:r>
-        <w:t xml:space="preserve">The goals of esophagectomy are to remove the tumor (9)</w:t>
+        <w:t xml:space="preserve">And nearby lymph nodes (10)</w:t>
       </w:r>
     </w:p>
     <w:bookmarkEnd w:id="17"/>
-    <w:bookmarkStart w:id="18" w:name="goals-of-esophagectomy-1"/>
+    <w:bookmarkStart w:id="18" w:name="goals-of-esophagectomy-2"/>
     <w:p>
       <w:pPr>
         <w:pStyle w:val="Heading2"/>
       </w:pPr>
       <w:r>
         <w:t xml:space="preserve">10 Goals of Esophagectomy</w:t>
-      </w:r>
-    </w:p>
-    <w:p>
-      <w:pPr>
-        <w:pStyle w:val="FirstParagraph"/>
-      </w:pPr>
-      <w:r>
-        <w:t xml:space="preserve">And nearby lymph nodes (10)</w:t>
-      </w:r>
-    </w:p>
-    <w:bookmarkEnd w:id="18"/>
-    <w:bookmarkStart w:id="19" w:name="goals-of-esophagectomy-2"/>
-    <w:p>
-      <w:pPr>
-        <w:pStyle w:val="Heading2"/>
-      </w:pPr>
-      <w:r>
-        <w:t xml:space="preserve">11 Goals of Esophagectomy</w:t>
       </w:r>
     </w:p>
     <w:p>
@@ -373,48 +419,48 @@
         <w:t xml:space="preserve">portion of the esophagus and stomach is also removed with the tumor to reduce the risk of recurrence (12)</w:t>
       </w:r>
     </w:p>
+    <w:bookmarkEnd w:id="18"/>
+    <w:bookmarkStart w:id="19" w:name="reconstruction"/>
+    <w:p>
+      <w:pPr>
+        <w:pStyle w:val="Heading2"/>
+      </w:pPr>
+      <w:r>
+        <w:t xml:space="preserve">11 Reconstruction</w:t>
+      </w:r>
+    </w:p>
+    <w:p>
+      <w:pPr>
+        <w:pStyle w:val="FirstParagraph"/>
+      </w:pPr>
+      <w:r>
+        <w:t xml:space="preserve">In most cases, the lower part of the stomach is fashioned into a tube, to create a new esophagus. ## Reconstruction</w:t>
+      </w:r>
+    </w:p>
+    <w:p>
+      <w:pPr>
+        <w:pStyle w:val="BodyText"/>
+      </w:pPr>
+      <w:r>
+        <w:t xml:space="preserve">The esophagus and stomach tube are now joined together</w:t>
+      </w:r>
+    </w:p>
+    <w:p>
+      <w:pPr>
+        <w:pStyle w:val="BodyText"/>
+      </w:pPr>
+      <w:r>
+        <w:t xml:space="preserve">The new connection between esophagus and stomach is called the anastomosis (14)</w:t>
+      </w:r>
+    </w:p>
     <w:bookmarkEnd w:id="19"/>
-    <w:bookmarkStart w:id="20" w:name="reconstruction"/>
-    <w:p>
-      <w:pPr>
-        <w:pStyle w:val="Heading2"/>
-      </w:pPr>
-      <w:r>
-        <w:t xml:space="preserve">12 Reconstruction</w:t>
-      </w:r>
-    </w:p>
-    <w:p>
-      <w:pPr>
-        <w:pStyle w:val="FirstParagraph"/>
-      </w:pPr>
-      <w:r>
-        <w:t xml:space="preserve">In most cases, the lower part of the stomach is fashioned into a tube, to create a new esophagus. ## Reconstruction</w:t>
-      </w:r>
-    </w:p>
-    <w:p>
-      <w:pPr>
-        <w:pStyle w:val="BodyText"/>
-      </w:pPr>
-      <w:r>
-        <w:t xml:space="preserve">The esophagus and stomach tube are now joined together</w:t>
-      </w:r>
-    </w:p>
-    <w:p>
-      <w:pPr>
-        <w:pStyle w:val="BodyText"/>
-      </w:pPr>
-      <w:r>
-        <w:t xml:space="preserve">The new connection between esophagus and stomach is called the anastomosis (14)</w:t>
-      </w:r>
-    </w:p>
-    <w:bookmarkEnd w:id="20"/>
-    <w:bookmarkStart w:id="21" w:name="types-of-esophagectomy.-4"/>
-    <w:p>
-      <w:pPr>
-        <w:pStyle w:val="Heading2"/>
-      </w:pPr>
-      <w:r>
-        <w:t xml:space="preserve">13 Types of Esophagectomy.</w:t>
+    <w:bookmarkStart w:id="20" w:name="types-of-esophagectomy.-4"/>
+    <w:p>
+      <w:pPr>
+        <w:pStyle w:val="Heading2"/>
+      </w:pPr>
+      <w:r>
+        <w:t xml:space="preserve">12 Types of Esophagectomy.</w:t>
       </w:r>
       <w:r>
         <w:t xml:space="preserve"> </w:t>
@@ -451,14 +497,14 @@
         <w:t xml:space="preserve">Total esophagectomy removes all of the esophagus (15)</w:t>
       </w:r>
     </w:p>
-    <w:bookmarkEnd w:id="21"/>
-    <w:bookmarkStart w:id="22" w:name="partial-esophagectomy-2"/>
-    <w:p>
-      <w:pPr>
-        <w:pStyle w:val="Heading2"/>
-      </w:pPr>
-      <w:r>
-        <w:t xml:space="preserve">14 Partial Esophagectomy</w:t>
+    <w:bookmarkEnd w:id="20"/>
+    <w:bookmarkStart w:id="21" w:name="partial-esophagectomy-2"/>
+    <w:p>
+      <w:pPr>
+        <w:pStyle w:val="Heading2"/>
+      </w:pPr>
+      <w:r>
+        <w:t xml:space="preserve">13 Partial Esophagectomy</w:t>
       </w:r>
       <w:r>
         <w:t xml:space="preserve"> </w:t>
@@ -479,26 +525,44 @@
         <w:t xml:space="preserve">During a partial esophectomy, the new connection between esophagus and stomach (or anastomosis) made in the chest (16)</w:t>
       </w:r>
     </w:p>
+    <w:bookmarkEnd w:id="21"/>
+    <w:bookmarkStart w:id="22" w:name="ivor-lewis-esophagectomy"/>
+    <w:p>
+      <w:pPr>
+        <w:pStyle w:val="Heading2"/>
+      </w:pPr>
+      <w:r>
+        <w:t xml:space="preserve">14 Ivor Lewis Esophagectomy</w:t>
+      </w:r>
+    </w:p>
+    <w:p>
+      <w:pPr>
+        <w:pStyle w:val="FirstParagraph"/>
+      </w:pPr>
+      <w:r>
+        <w:t xml:space="preserve">A partial esophagectomy is also referred to as an Ivor Lewis esophagectomy</w:t>
+      </w:r>
+    </w:p>
     <w:bookmarkEnd w:id="22"/>
-    <w:bookmarkStart w:id="23" w:name="ivor-lewis-esophagectomy"/>
-    <w:p>
-      <w:pPr>
-        <w:pStyle w:val="Heading2"/>
-      </w:pPr>
-      <w:r>
-        <w:t xml:space="preserve">15 Ivor Lewis Esophagectomy</w:t>
-      </w:r>
-    </w:p>
-    <w:p>
-      <w:pPr>
-        <w:pStyle w:val="FirstParagraph"/>
-      </w:pPr>
-      <w:r>
-        <w:t xml:space="preserve">A partial esophagectomy is also referred to as an Ivor Lewis esophagectomy</w:t>
+    <w:bookmarkStart w:id="23" w:name="total-esophagectomy"/>
+    <w:p>
+      <w:pPr>
+        <w:pStyle w:val="Heading2"/>
+      </w:pPr>
+      <w:r>
+        <w:t xml:space="preserve">15 Total Esophagectomy</w:t>
+      </w:r>
+    </w:p>
+    <w:p>
+      <w:pPr>
+        <w:pStyle w:val="FirstParagraph"/>
+      </w:pPr>
+      <w:r>
+        <w:t xml:space="preserve">A total esophagectomy removes all of esophagus, and a new connection (or anastomosis) made in the neck (18)</w:t>
       </w:r>
     </w:p>
     <w:bookmarkEnd w:id="23"/>
-    <w:bookmarkStart w:id="24" w:name="total-esophagectomy"/>
+    <w:bookmarkStart w:id="24" w:name="total-esophagectomy-1"/>
     <w:p>
       <w:pPr>
         <w:pStyle w:val="Heading2"/>
@@ -512,51 +576,33 @@
         <w:pStyle w:val="FirstParagraph"/>
       </w:pPr>
       <w:r>
-        <w:t xml:space="preserve">A total esophagectomy removes all of esophagus, and a new connection (or anastomosis) made in the neck (18)</w:t>
+        <w:t xml:space="preserve">Two different approaches to total esophagectomy</w:t>
+      </w:r>
+    </w:p>
+    <w:p>
+      <w:pPr>
+        <w:pStyle w:val="BodyText"/>
+      </w:pPr>
+      <w:r>
+        <w:t xml:space="preserve">Transhiatal approach or</w:t>
+      </w:r>
+    </w:p>
+    <w:p>
+      <w:pPr>
+        <w:pStyle w:val="BodyText"/>
+      </w:pPr>
+      <w:r>
+        <w:t xml:space="preserve">McKeown which is also known as the three-incision esophagectomy (19)</w:t>
       </w:r>
     </w:p>
     <w:bookmarkEnd w:id="24"/>
-    <w:bookmarkStart w:id="25" w:name="total-esophagectomy-1"/>
-    <w:p>
-      <w:pPr>
-        <w:pStyle w:val="Heading2"/>
-      </w:pPr>
-      <w:r>
-        <w:t xml:space="preserve">17 Total Esophagectomy</w:t>
-      </w:r>
-    </w:p>
-    <w:p>
-      <w:pPr>
-        <w:pStyle w:val="FirstParagraph"/>
-      </w:pPr>
-      <w:r>
-        <w:t xml:space="preserve">Two different approaches to total esophagectomy</w:t>
-      </w:r>
-    </w:p>
-    <w:p>
-      <w:pPr>
-        <w:pStyle w:val="BodyText"/>
-      </w:pPr>
-      <w:r>
-        <w:t xml:space="preserve">Transhiatal approach or</w:t>
-      </w:r>
-    </w:p>
-    <w:p>
-      <w:pPr>
-        <w:pStyle w:val="BodyText"/>
-      </w:pPr>
-      <w:r>
-        <w:t xml:space="preserve">McKeown which is also known as the three-incision esophagectomy (19)</w:t>
-      </w:r>
-    </w:p>
-    <w:bookmarkEnd w:id="25"/>
-    <w:bookmarkStart w:id="26" w:name="which-esophagectomy-4"/>
-    <w:p>
-      <w:pPr>
-        <w:pStyle w:val="Heading2"/>
-      </w:pPr>
-      <w:r>
-        <w:t xml:space="preserve">18 Which Esophagectomy?</w:t>
+    <w:bookmarkStart w:id="25" w:name="which-esophagectomy-4"/>
+    <w:p>
+      <w:pPr>
+        <w:pStyle w:val="Heading2"/>
+      </w:pPr>
+      <w:r>
+        <w:t xml:space="preserve">17 Which Esophagectomy?</w:t>
       </w:r>
       <w:r>
         <w:t xml:space="preserve"> </w:t>
@@ -585,14 +631,14 @@
         <w:t xml:space="preserve">One factor is the location of the tumor (20)</w:t>
       </w:r>
     </w:p>
-    <w:bookmarkEnd w:id="26"/>
-    <w:bookmarkStart w:id="27" w:name="distal---partial-2"/>
-    <w:p>
-      <w:pPr>
-        <w:pStyle w:val="Heading2"/>
-      </w:pPr>
-      <w:r>
-        <w:t xml:space="preserve">19 Distal - Partial</w:t>
+    <w:bookmarkEnd w:id="25"/>
+    <w:bookmarkStart w:id="26" w:name="distal---partial-2"/>
+    <w:p>
+      <w:pPr>
+        <w:pStyle w:val="Heading2"/>
+      </w:pPr>
+      <w:r>
+        <w:t xml:space="preserve">18 Distal - Partial</w:t>
       </w:r>
       <w:r>
         <w:t xml:space="preserve"> </w:t>
@@ -613,50 +659,50 @@
         <w:t xml:space="preserve">For tumors located in the lower, or distal part of the esophagus, a Partial esophagectomy will remove the cancer and enough additional esophagus to ensure that the cancer is completely removed (21)</w:t>
       </w:r>
     </w:p>
+    <w:bookmarkEnd w:id="26"/>
+    <w:bookmarkStart w:id="27" w:name="distal---partial"/>
+    <w:p>
+      <w:pPr>
+        <w:pStyle w:val="Heading2"/>
+      </w:pPr>
+      <w:r>
+        <w:t xml:space="preserve">19 Distal - Partial</w:t>
+      </w:r>
+    </w:p>
+    <w:p>
+      <w:pPr>
+        <w:pStyle w:val="FirstParagraph"/>
+      </w:pPr>
+      <w:r>
+        <w:t xml:space="preserve">So for distal cancers, an Ivor Lewis Approach is a common operation (22)</w:t>
+      </w:r>
+    </w:p>
     <w:bookmarkEnd w:id="27"/>
-    <w:bookmarkStart w:id="28" w:name="distal---partial"/>
-    <w:p>
-      <w:pPr>
-        <w:pStyle w:val="Heading2"/>
-      </w:pPr>
-      <w:r>
-        <w:t xml:space="preserve">20 Distal - Partial</w:t>
-      </w:r>
-    </w:p>
-    <w:p>
-      <w:pPr>
-        <w:pStyle w:val="FirstParagraph"/>
-      </w:pPr>
-      <w:r>
-        <w:t xml:space="preserve">So for distal cancers, an Ivor Lewis Approach is a common operation (22)</w:t>
+    <w:bookmarkStart w:id="28" w:name="upper-proximal"/>
+    <w:p>
+      <w:pPr>
+        <w:pStyle w:val="Heading2"/>
+      </w:pPr>
+      <w:r>
+        <w:t xml:space="preserve">20 Upper = Proximal</w:t>
+      </w:r>
+    </w:p>
+    <w:p>
+      <w:pPr>
+        <w:pStyle w:val="FirstParagraph"/>
+      </w:pPr>
+      <w:r>
+        <w:t xml:space="preserve">For tumors located in the upper or proximal part of the esophagus, a total esophagectomy is required to remove all of the cancer.</w:t>
       </w:r>
     </w:p>
     <w:bookmarkEnd w:id="28"/>
-    <w:bookmarkStart w:id="29" w:name="upper-proximal"/>
-    <w:p>
-      <w:pPr>
-        <w:pStyle w:val="Heading2"/>
-      </w:pPr>
-      <w:r>
-        <w:t xml:space="preserve">21 Upper = Proximal</w:t>
-      </w:r>
-    </w:p>
-    <w:p>
-      <w:pPr>
-        <w:pStyle w:val="FirstParagraph"/>
-      </w:pPr>
-      <w:r>
-        <w:t xml:space="preserve">For tumors located in the upper or proximal part of the esophagus, a total esophagectomy is required to remove all of the cancer.</w:t>
-      </w:r>
-    </w:p>
-    <w:bookmarkEnd w:id="29"/>
-    <w:bookmarkStart w:id="30" w:name="which-esophagectomy---suirgeon-4"/>
-    <w:p>
-      <w:pPr>
-        <w:pStyle w:val="Heading2"/>
-      </w:pPr>
-      <w:r>
-        <w:t xml:space="preserve">22 Which Esophagectomy - Suirgeon</w:t>
+    <w:bookmarkStart w:id="29" w:name="which-esophagectomy---suirgeon-4"/>
+    <w:p>
+      <w:pPr>
+        <w:pStyle w:val="Heading2"/>
+      </w:pPr>
+      <w:r>
+        <w:t xml:space="preserve">21 Which Esophagectomy - Suirgeon</w:t>
       </w:r>
       <w:r>
         <w:t xml:space="preserve"> </w:t>
@@ -685,38 +731,38 @@
         <w:t xml:space="preserve">You will have an opportunity to discuss the operation when you meet with your surgeon</w:t>
       </w:r>
     </w:p>
+    <w:bookmarkEnd w:id="29"/>
+    <w:bookmarkStart w:id="30" w:name="why-remove-so-much-esophagus"/>
+    <w:p>
+      <w:pPr>
+        <w:pStyle w:val="Heading2"/>
+      </w:pPr>
+      <w:r>
+        <w:t xml:space="preserve">22 Why Remove so much Esophagus?</w:t>
+      </w:r>
+    </w:p>
+    <w:p>
+      <w:pPr>
+        <w:pStyle w:val="FirstParagraph"/>
+      </w:pPr>
+      <w:r>
+        <w:t xml:space="preserve">A question I am commonly asked is</w:t>
+      </w:r>
+      <w:r>
+        <w:t xml:space="preserve"> </w:t>
+      </w:r>
+      <w:r>
+        <w:t xml:space="preserve">“why do you need to remove so much esophagus?=”</w:t>
+      </w:r>
+    </w:p>
     <w:bookmarkEnd w:id="30"/>
-    <w:bookmarkStart w:id="31" w:name="why-remove-so-much-esophagus"/>
-    <w:p>
-      <w:pPr>
-        <w:pStyle w:val="Heading2"/>
-      </w:pPr>
-      <w:r>
-        <w:t xml:space="preserve">23 Why Remove so much Esophagus?</w:t>
-      </w:r>
-    </w:p>
-    <w:p>
-      <w:pPr>
-        <w:pStyle w:val="FirstParagraph"/>
-      </w:pPr>
-      <w:r>
-        <w:t xml:space="preserve">A question I am commonly asked is</w:t>
-      </w:r>
-      <w:r>
-        <w:t xml:space="preserve"> </w:t>
-      </w:r>
-      <w:r>
-        <w:t xml:space="preserve">“why do you need to remove so much esophagus?=”</w:t>
-      </w:r>
-    </w:p>
-    <w:bookmarkEnd w:id="31"/>
-    <w:bookmarkStart w:id="32" w:name="esophagectomy-4"/>
-    <w:p>
-      <w:pPr>
-        <w:pStyle w:val="Heading2"/>
-      </w:pPr>
-      <w:r>
-        <w:t xml:space="preserve">24 Esophagectomy</w:t>
+    <w:bookmarkStart w:id="31" w:name="esophagectomy-3"/>
+    <w:p>
+      <w:pPr>
+        <w:pStyle w:val="Heading2"/>
+      </w:pPr>
+      <w:r>
+        <w:t xml:space="preserve">23 Esophagectomy</w:t>
       </w:r>
     </w:p>
     <w:p>
@@ -759,14 +805,14 @@
         <w:t xml:space="preserve">With a proximal gastrectomy, the anastomosis is much lower in the chest cavity.</w:t>
       </w:r>
     </w:p>
-    <w:bookmarkEnd w:id="32"/>
-    <w:bookmarkStart w:id="33" w:name="ivor-lewis-esophagectomy-vs-proximal"/>
-    <w:p>
-      <w:pPr>
-        <w:pStyle w:val="Heading2"/>
-      </w:pPr>
-      <w:r>
-        <w:t xml:space="preserve">25 Ivor Lewis Esophagectomy vs Proximal</w:t>
+    <w:bookmarkEnd w:id="31"/>
+    <w:bookmarkStart w:id="32" w:name="ivor-lewis-esophagectomy-vs-proximal"/>
+    <w:p>
+      <w:pPr>
+        <w:pStyle w:val="Heading2"/>
+      </w:pPr>
+      <w:r>
+        <w:t xml:space="preserve">24 Ivor Lewis Esophagectomy vs Proximal</w:t>
       </w:r>
     </w:p>
     <w:p>
@@ -835,14 +881,14 @@
         <w:t xml:space="preserve">With a proximal gastrectomy, the anastomosis is much lower in the chest cavity.</w:t>
       </w:r>
     </w:p>
-    <w:bookmarkEnd w:id="33"/>
-    <w:bookmarkStart w:id="34" w:name="ivor-lewis-esophagectomy-vs-proximal-1"/>
-    <w:p>
-      <w:pPr>
-        <w:pStyle w:val="Heading2"/>
-      </w:pPr>
-      <w:r>
-        <w:t xml:space="preserve">26 Ivor Lewis Esophagectomy vs Proximal</w:t>
+    <w:bookmarkEnd w:id="32"/>
+    <w:bookmarkStart w:id="33" w:name="ivor-lewis-esophagectomy-vs-proximal-1"/>
+    <w:p>
+      <w:pPr>
+        <w:pStyle w:val="Heading2"/>
+      </w:pPr>
+      <w:r>
+        <w:t xml:space="preserve">25 Ivor Lewis Esophagectomy vs Proximal</w:t>
       </w:r>
     </w:p>
     <w:p>
@@ -869,32 +915,32 @@
         <w:t xml:space="preserve">acid reflux with a proximal gastrectomy.</w:t>
       </w:r>
     </w:p>
+    <w:bookmarkEnd w:id="33"/>
+    <w:bookmarkStart w:id="34" w:name="ivor-lewis-esophagectomy-vs-proximal-2"/>
+    <w:p>
+      <w:pPr>
+        <w:pStyle w:val="Heading2"/>
+      </w:pPr>
+      <w:r>
+        <w:t xml:space="preserve">26 Ivor Lewis Esophagectomy vs Proximal</w:t>
+      </w:r>
+    </w:p>
+    <w:p>
+      <w:pPr>
+        <w:pStyle w:val="FirstParagraph"/>
+      </w:pPr>
+      <w:r>
+        <w:t xml:space="preserve">We have found that the quality of life is better if about half to two-thirds of the esophagus is removed, with the result that the anastomosis is a bit higher in the chest.</w:t>
+      </w:r>
+    </w:p>
     <w:bookmarkEnd w:id="34"/>
-    <w:bookmarkStart w:id="35" w:name="ivor-lewis-esophagectomy-vs-proximal-2"/>
-    <w:p>
-      <w:pPr>
-        <w:pStyle w:val="Heading2"/>
-      </w:pPr>
-      <w:r>
-        <w:t xml:space="preserve">27 Ivor Lewis Esophagectomy vs Proximal</w:t>
-      </w:r>
-    </w:p>
-    <w:p>
-      <w:pPr>
-        <w:pStyle w:val="FirstParagraph"/>
-      </w:pPr>
-      <w:r>
-        <w:t xml:space="preserve">We have found that the quality of life is better if about half to two-thirds of the esophagus is removed, with the result that the anastomosis is a bit higher in the chest.</w:t>
-      </w:r>
-    </w:p>
-    <w:bookmarkEnd w:id="35"/>
-    <w:bookmarkStart w:id="36" w:name="surgical-techniques-2"/>
-    <w:p>
-      <w:pPr>
-        <w:pStyle w:val="Heading2"/>
-      </w:pPr>
-      <w:r>
-        <w:t xml:space="preserve">28 Surgical Techniques</w:t>
+    <w:bookmarkStart w:id="35" w:name="surgical-techniques-2"/>
+    <w:p>
+      <w:pPr>
+        <w:pStyle w:val="Heading2"/>
+      </w:pPr>
+      <w:r>
+        <w:t xml:space="preserve">27 Surgical Techniques</w:t>
       </w:r>
       <w:r>
         <w:t xml:space="preserve"> </w:t>
@@ -931,26 +977,44 @@
         <w:t xml:space="preserve">or minimally-invasive techniques (25)</w:t>
       </w:r>
     </w:p>
+    <w:bookmarkEnd w:id="35"/>
+    <w:bookmarkStart w:id="36" w:name="open-surgery"/>
+    <w:p>
+      <w:pPr>
+        <w:pStyle w:val="Heading2"/>
+      </w:pPr>
+      <w:r>
+        <w:t xml:space="preserve">28 Open Surgery</w:t>
+      </w:r>
+    </w:p>
+    <w:p>
+      <w:pPr>
+        <w:pStyle w:val="FirstParagraph"/>
+      </w:pPr>
+      <w:r>
+        <w:t xml:space="preserve">An open esophagectomy uses a laparotomy incision to access the abdomen, and a thoracotomy to access the chest (26)</w:t>
+      </w:r>
+    </w:p>
     <w:bookmarkEnd w:id="36"/>
-    <w:bookmarkStart w:id="37" w:name="open-surgery"/>
-    <w:p>
-      <w:pPr>
-        <w:pStyle w:val="Heading2"/>
-      </w:pPr>
-      <w:r>
-        <w:t xml:space="preserve">29 Open Surgery</w:t>
-      </w:r>
-    </w:p>
-    <w:p>
-      <w:pPr>
-        <w:pStyle w:val="FirstParagraph"/>
-      </w:pPr>
-      <w:r>
-        <w:t xml:space="preserve">An open esophagectomy uses a laparotomy incision to access the abdomen, and a thoracotomy to access the chest (26)</w:t>
+    <w:bookmarkStart w:id="37" w:name="minimally-invasive"/>
+    <w:p>
+      <w:pPr>
+        <w:pStyle w:val="Heading2"/>
+      </w:pPr>
+      <w:r>
+        <w:t xml:space="preserve">29 Minimally InVasive</w:t>
+      </w:r>
+    </w:p>
+    <w:p>
+      <w:pPr>
+        <w:pStyle w:val="FirstParagraph"/>
+      </w:pPr>
+      <w:r>
+        <w:t xml:space="preserve">Minimally-invasive technique uses small incisions and specialized instruments.(27)</w:t>
       </w:r>
     </w:p>
     <w:bookmarkEnd w:id="37"/>
-    <w:bookmarkStart w:id="38" w:name="minimally-invasive"/>
+    <w:bookmarkStart w:id="38" w:name="minimally-invasive-1"/>
     <w:p>
       <w:pPr>
         <w:pStyle w:val="Heading2"/>
@@ -964,47 +1028,47 @@
         <w:pStyle w:val="FirstParagraph"/>
       </w:pPr>
       <w:r>
-        <w:t xml:space="preserve">Minimally-invasive technique uses small incisions and specialized instruments.(27)</w:t>
+        <w:t xml:space="preserve">These techniques can reduce discomfor and length of hospital stay. (28)</w:t>
       </w:r>
     </w:p>
     <w:bookmarkEnd w:id="38"/>
-    <w:bookmarkStart w:id="39" w:name="minimally-invasive-1"/>
-    <w:p>
-      <w:pPr>
-        <w:pStyle w:val="Heading2"/>
-      </w:pPr>
-      <w:r>
-        <w:t xml:space="preserve">31 Minimally InVasive</w:t>
-      </w:r>
-    </w:p>
-    <w:p>
-      <w:pPr>
-        <w:pStyle w:val="FirstParagraph"/>
-      </w:pPr>
-      <w:r>
-        <w:t xml:space="preserve">These techniques can reduce discomfor and length of hospital stay. (28)</w:t>
+    <w:bookmarkStart w:id="39" w:name="laparoscoic-techniques"/>
+    <w:p>
+      <w:pPr>
+        <w:pStyle w:val="Heading2"/>
+      </w:pPr>
+      <w:r>
+        <w:t xml:space="preserve">31 Laparoscoic techniques</w:t>
+      </w:r>
+    </w:p>
+    <w:p>
+      <w:pPr>
+        <w:pStyle w:val="FirstParagraph"/>
+      </w:pPr>
+      <w:r>
+        <w:t xml:space="preserve">Laparoscopic techniques use special instruments to work through small incisions. These are directly controlled by the surgeon. (28)</w:t>
       </w:r>
     </w:p>
     <w:bookmarkEnd w:id="39"/>
-    <w:bookmarkStart w:id="40" w:name="laparoscoic-techniques"/>
-    <w:p>
-      <w:pPr>
-        <w:pStyle w:val="Heading2"/>
-      </w:pPr>
-      <w:r>
-        <w:t xml:space="preserve">32 Laparoscoic techniques</w:t>
-      </w:r>
-    </w:p>
-    <w:p>
-      <w:pPr>
-        <w:pStyle w:val="FirstParagraph"/>
-      </w:pPr>
-      <w:r>
-        <w:t xml:space="preserve">Laparoscopic techniques use special instruments to work through small incisions. These are directly controlled by the surgeon. (28)</w:t>
+    <w:bookmarkStart w:id="40" w:name="robotic-techniques"/>
+    <w:p>
+      <w:pPr>
+        <w:pStyle w:val="Heading2"/>
+      </w:pPr>
+      <w:r>
+        <w:t xml:space="preserve">32 Robotic techniques</w:t>
+      </w:r>
+    </w:p>
+    <w:p>
+      <w:pPr>
+        <w:pStyle w:val="FirstParagraph"/>
+      </w:pPr>
+      <w:r>
+        <w:t xml:space="preserve">In some cases, robotic techniques can be used. The surgeon controls the robotic instruments from a console (29) which allows 3-D view inside the abdominal cavity</w:t>
       </w:r>
     </w:p>
     <w:bookmarkEnd w:id="40"/>
-    <w:bookmarkStart w:id="41" w:name="robotic-techniques"/>
+    <w:bookmarkStart w:id="41" w:name="robotic-techniques-1"/>
     <w:p>
       <w:pPr>
         <w:pStyle w:val="Heading2"/>
@@ -1018,11 +1082,11 @@
         <w:pStyle w:val="FirstParagraph"/>
       </w:pPr>
       <w:r>
-        <w:t xml:space="preserve">In some cases, robotic techniques can be used. The surgeon controls the robotic instruments from a console (29) which allows 3-D view inside the abdominal cavity</w:t>
+        <w:t xml:space="preserve">The surgeon operates the hand controls (30)</w:t>
       </w:r>
     </w:p>
     <w:bookmarkEnd w:id="41"/>
-    <w:bookmarkStart w:id="42" w:name="robotic-techniques-1"/>
+    <w:bookmarkStart w:id="42" w:name="robotic-techniques-2"/>
     <w:p>
       <w:pPr>
         <w:pStyle w:val="Heading2"/>
@@ -1036,11 +1100,11 @@
         <w:pStyle w:val="FirstParagraph"/>
       </w:pPr>
       <w:r>
-        <w:t xml:space="preserve">The surgeon operates the hand controls (30)</w:t>
+        <w:t xml:space="preserve">…and is able to direct the movements of the robotic arms (31)</w:t>
       </w:r>
     </w:p>
     <w:bookmarkEnd w:id="42"/>
-    <w:bookmarkStart w:id="43" w:name="robotic-techniques-2"/>
+    <w:bookmarkStart w:id="43" w:name="robotic-techniques-3"/>
     <w:p>
       <w:pPr>
         <w:pStyle w:val="Heading2"/>
@@ -1054,11 +1118,11 @@
         <w:pStyle w:val="FirstParagraph"/>
       </w:pPr>
       <w:r>
-        <w:t xml:space="preserve">…and is able to direct the movements of the robotic arms (31)</w:t>
+        <w:t xml:space="preserve">The robot arms are attached to instruments which which enter the abdomen through small incisions (32)</w:t>
       </w:r>
     </w:p>
     <w:bookmarkEnd w:id="43"/>
-    <w:bookmarkStart w:id="44" w:name="robotic-techniques-3"/>
+    <w:bookmarkStart w:id="44" w:name="robotic-techniques-4"/>
     <w:p>
       <w:pPr>
         <w:pStyle w:val="Heading2"/>
@@ -1072,63 +1136,45 @@
         <w:pStyle w:val="FirstParagraph"/>
       </w:pPr>
       <w:r>
-        <w:t xml:space="preserve">The robot arms are attached to instruments which which enter the abdomen through small incisions (32)</w:t>
+        <w:t xml:space="preserve">The robot precisely mimics the actions of the surgeon (33)</w:t>
+      </w:r>
+    </w:p>
+    <w:p>
+      <w:pPr>
+        <w:pStyle w:val="BodyText"/>
+      </w:pPr>
+      <w:r>
+        <w:t xml:space="preserve">If you search on the internet for</w:t>
+      </w:r>
+      <w:r>
+        <w:t xml:space="preserve"> </w:t>
+      </w:r>
+      <w:r>
+        <w:t xml:space="preserve">“surgical robot grape”</w:t>
+      </w:r>
+      <w:r>
+        <w:t xml:space="preserve"> </w:t>
+      </w:r>
+      <w:r>
+        <w:t xml:space="preserve">you can see the robot in action as it is used to suture the skin back on a grape.</w:t>
+      </w:r>
+    </w:p>
+    <w:p>
+      <w:pPr>
+        <w:pStyle w:val="BodyText"/>
+      </w:pPr>
+      <w:r>
+        <w:t xml:space="preserve">You will get a feel for the precision of a surgical robot.</w:t>
       </w:r>
     </w:p>
     <w:bookmarkEnd w:id="44"/>
-    <w:bookmarkStart w:id="45" w:name="robotic-techniques-4"/>
-    <w:p>
-      <w:pPr>
-        <w:pStyle w:val="Heading2"/>
-      </w:pPr>
-      <w:r>
-        <w:t xml:space="preserve">37 Robotic techniques</w:t>
-      </w:r>
-    </w:p>
-    <w:p>
-      <w:pPr>
-        <w:pStyle w:val="FirstParagraph"/>
-      </w:pPr>
-      <w:r>
-        <w:t xml:space="preserve">The robot precisely mimics the actions of the surgeon (33)</w:t>
-      </w:r>
-    </w:p>
-    <w:p>
-      <w:pPr>
-        <w:pStyle w:val="BodyText"/>
-      </w:pPr>
-      <w:r>
-        <w:t xml:space="preserve">If you search on the internet for</w:t>
-      </w:r>
-      <w:r>
-        <w:t xml:space="preserve"> </w:t>
-      </w:r>
-      <w:r>
-        <w:t xml:space="preserve">“surgical robot grape”</w:t>
-      </w:r>
-      <w:r>
-        <w:t xml:space="preserve"> </w:t>
-      </w:r>
-      <w:r>
-        <w:t xml:space="preserve">you can see the robot in action as it is used to suture the skin back on a grape.</w:t>
-      </w:r>
-    </w:p>
-    <w:p>
-      <w:pPr>
-        <w:pStyle w:val="BodyText"/>
-      </w:pPr>
-      <w:r>
-        <w:t xml:space="preserve">You will get a feel for the precision of a surgical robot.</w:t>
-      </w:r>
-    </w:p>
-    <w:bookmarkEnd w:id="45"/>
-    <w:bookmarkStart w:id="46" w:name="risks-of-surgery-4"/>
-    <w:p>
-      <w:pPr>
-        <w:pStyle w:val="Heading2"/>
-      </w:pPr>
-      <w:r>
-        <w:t xml:space="preserve">38 Risks of Surgery</w:t>
+    <w:bookmarkStart w:id="45" w:name="risks-of-surgery-4"/>
+    <w:p>
+      <w:pPr>
+        <w:pStyle w:val="Heading2"/>
+      </w:pPr>
+      <w:r>
+        <w:t xml:space="preserve">37 Risks of Surgery</w:t>
       </w:r>
       <w:r>
         <w:t xml:space="preserve"> </w:t>
@@ -1154,7 +1200,7 @@
         <w:pStyle w:val="Compact"/>
         <w:numPr>
           <w:ilvl w:val="0"/>
-          <w:numId w:val="1005"/>
+          <w:numId w:val="1006"/>
         </w:numPr>
       </w:pPr>
       <w:r>
@@ -1166,21 +1212,21 @@
         <w:pStyle w:val="Compact"/>
         <w:numPr>
           <w:ilvl w:val="0"/>
-          <w:numId w:val="1005"/>
+          <w:numId w:val="1006"/>
         </w:numPr>
       </w:pPr>
       <w:r>
         <w:t xml:space="preserve">Pneumonia</w:t>
       </w:r>
     </w:p>
-    <w:bookmarkEnd w:id="46"/>
-    <w:bookmarkStart w:id="47" w:name="leak-from-anastomosis-2"/>
-    <w:p>
-      <w:pPr>
-        <w:pStyle w:val="Heading2"/>
-      </w:pPr>
-      <w:r>
-        <w:t xml:space="preserve">39 Leak from Anastomosis</w:t>
+    <w:bookmarkEnd w:id="45"/>
+    <w:bookmarkStart w:id="46" w:name="leak-from-anastomosis-2"/>
+    <w:p>
+      <w:pPr>
+        <w:pStyle w:val="Heading2"/>
+      </w:pPr>
+      <w:r>
+        <w:t xml:space="preserve">38 Leak from Anastomosis</w:t>
       </w:r>
       <w:r>
         <w:t xml:space="preserve"> </w:t>
@@ -1209,8 +1255,26 @@
         <w:t xml:space="preserve">If the anastomosis does not heal properly. (34)</w:t>
       </w:r>
     </w:p>
+    <w:bookmarkEnd w:id="46"/>
+    <w:bookmarkStart w:id="47" w:name="leak-from-anastomosis"/>
+    <w:p>
+      <w:pPr>
+        <w:pStyle w:val="Heading2"/>
+      </w:pPr>
+      <w:r>
+        <w:t xml:space="preserve">39 Leak from Anastomosis</w:t>
+      </w:r>
+    </w:p>
+    <w:p>
+      <w:pPr>
+        <w:pStyle w:val="FirstParagraph"/>
+      </w:pPr>
+      <w:r>
+        <w:t xml:space="preserve">There will be leakage of fluid from inside the esophagus into the chest cavity. (3=5)</w:t>
+      </w:r>
+    </w:p>
     <w:bookmarkEnd w:id="47"/>
-    <w:bookmarkStart w:id="48" w:name="leak-from-anastomosis"/>
+    <w:bookmarkStart w:id="48" w:name="leak-from-anastomosis-1"/>
     <w:p>
       <w:pPr>
         <w:pStyle w:val="Heading2"/>
@@ -1224,11 +1288,11 @@
         <w:pStyle w:val="FirstParagraph"/>
       </w:pPr>
       <w:r>
-        <w:t xml:space="preserve">There will be leakage of fluid from inside the esophagus into the chest cavity. (3=5)</w:t>
+        <w:t xml:space="preserve">This can lead to infection (36)</w:t>
       </w:r>
     </w:p>
     <w:bookmarkEnd w:id="48"/>
-    <w:bookmarkStart w:id="49" w:name="leak-from-anastomosis-1"/>
+    <w:bookmarkStart w:id="49" w:name="leak-from-anastomosis-3"/>
     <w:p>
       <w:pPr>
         <w:pStyle w:val="Heading2"/>
@@ -1242,65 +1306,65 @@
         <w:pStyle w:val="FirstParagraph"/>
       </w:pPr>
       <w:r>
-        <w:t xml:space="preserve">This can lead to infection (36)</w:t>
+        <w:t xml:space="preserve">and a prolonged hospital stay (37)</w:t>
       </w:r>
     </w:p>
     <w:bookmarkEnd w:id="49"/>
-    <w:bookmarkStart w:id="50" w:name="leak-from-anastomosis-3"/>
-    <w:p>
-      <w:pPr>
-        <w:pStyle w:val="Heading2"/>
-      </w:pPr>
-      <w:r>
-        <w:t xml:space="preserve">42 Leak from Anastomosis</w:t>
-      </w:r>
-    </w:p>
-    <w:p>
-      <w:pPr>
-        <w:pStyle w:val="FirstParagraph"/>
-      </w:pPr>
-      <w:r>
-        <w:t xml:space="preserve">and a prolonged hospital stay (37)</w:t>
+    <w:bookmarkStart w:id="50" w:name="treatment-of-leak"/>
+    <w:p>
+      <w:pPr>
+        <w:pStyle w:val="Heading2"/>
+      </w:pPr>
+      <w:r>
+        <w:t xml:space="preserve">42 Treatment of Leak</w:t>
+      </w:r>
+    </w:p>
+    <w:p>
+      <w:pPr>
+        <w:pStyle w:val="FirstParagraph"/>
+      </w:pPr>
+      <w:r>
+        <w:t xml:space="preserve">In some cases, small leaks will heal as long as there is adequate nutrition (38)</w:t>
       </w:r>
     </w:p>
     <w:bookmarkEnd w:id="50"/>
-    <w:bookmarkStart w:id="51" w:name="treatment-of-leak"/>
-    <w:p>
-      <w:pPr>
-        <w:pStyle w:val="Heading2"/>
-      </w:pPr>
-      <w:r>
-        <w:t xml:space="preserve">43 Treatment of Leak</w:t>
-      </w:r>
-    </w:p>
-    <w:p>
-      <w:pPr>
-        <w:pStyle w:val="FirstParagraph"/>
-      </w:pPr>
-      <w:r>
-        <w:t xml:space="preserve">In some cases, small leaks will heal as long as there is adequate nutrition (38)</w:t>
+    <w:bookmarkStart w:id="51" w:name="stent"/>
+    <w:p>
+      <w:pPr>
+        <w:pStyle w:val="Heading2"/>
+      </w:pPr>
+      <w:r>
+        <w:t xml:space="preserve">43 Stent</w:t>
+      </w:r>
+    </w:p>
+    <w:p>
+      <w:pPr>
+        <w:pStyle w:val="FirstParagraph"/>
+      </w:pPr>
+      <w:r>
+        <w:t xml:space="preserve">IN other cases a stent is placed inside the esophagus to patch the leak from the insisde (40)</w:t>
       </w:r>
     </w:p>
     <w:bookmarkEnd w:id="51"/>
-    <w:bookmarkStart w:id="52" w:name="stent"/>
-    <w:p>
-      <w:pPr>
-        <w:pStyle w:val="Heading2"/>
-      </w:pPr>
-      <w:r>
-        <w:t xml:space="preserve">44 Stent</w:t>
-      </w:r>
-    </w:p>
-    <w:p>
-      <w:pPr>
-        <w:pStyle w:val="FirstParagraph"/>
-      </w:pPr>
-      <w:r>
-        <w:t xml:space="preserve">IN other cases a stent is placed inside the esophagus to patch the leak from the insisde (40)</w:t>
+    <w:bookmarkStart w:id="52" w:name="esophageal-stent"/>
+    <w:p>
+      <w:pPr>
+        <w:pStyle w:val="Heading2"/>
+      </w:pPr>
+      <w:r>
+        <w:t xml:space="preserve">44 Esophageal Stent</w:t>
+      </w:r>
+    </w:p>
+    <w:p>
+      <w:pPr>
+        <w:pStyle w:val="FirstParagraph"/>
+      </w:pPr>
+      <w:r>
+        <w:t xml:space="preserve">The stent is a wire mesh tube covered in plastic, which is placed inside the esophagus by endoscopy. (41)</w:t>
       </w:r>
     </w:p>
     <w:bookmarkEnd w:id="52"/>
-    <w:bookmarkStart w:id="53" w:name="esophageal-stent"/>
+    <w:bookmarkStart w:id="53" w:name="esophageal-stent-1"/>
     <w:p>
       <w:pPr>
         <w:pStyle w:val="Heading2"/>
@@ -1314,35 +1378,17 @@
         <w:pStyle w:val="FirstParagraph"/>
       </w:pPr>
       <w:r>
-        <w:t xml:space="preserve">The stent is a wire mesh tube covered in plastic, which is placed inside the esophagus by endoscopy. (41)</w:t>
+        <w:t xml:space="preserve">Once healing has occured, the stent is removed, typically about 6 weeks later (42)</w:t>
       </w:r>
     </w:p>
     <w:bookmarkEnd w:id="53"/>
-    <w:bookmarkStart w:id="54" w:name="esophageal-stent-1"/>
-    <w:p>
-      <w:pPr>
-        <w:pStyle w:val="Heading2"/>
-      </w:pPr>
-      <w:r>
-        <w:t xml:space="preserve">46 Esophageal Stent</w:t>
-      </w:r>
-    </w:p>
-    <w:p>
-      <w:pPr>
-        <w:pStyle w:val="FirstParagraph"/>
-      </w:pPr>
-      <w:r>
-        <w:t xml:space="preserve">Once healing has occured, the stent is removed, typically about 6 weeks later (42)</w:t>
-      </w:r>
-    </w:p>
-    <w:bookmarkEnd w:id="54"/>
-    <w:bookmarkStart w:id="55" w:name="pneumonia-2"/>
-    <w:p>
-      <w:pPr>
-        <w:pStyle w:val="Heading2"/>
-      </w:pPr>
-      <w:r>
-        <w:t xml:space="preserve">47 Pneumonia</w:t>
+    <w:bookmarkStart w:id="54" w:name="pneumonia-2"/>
+    <w:p>
+      <w:pPr>
+        <w:pStyle w:val="Heading2"/>
+      </w:pPr>
+      <w:r>
+        <w:t xml:space="preserve">46 Pneumonia</w:t>
       </w:r>
       <w:r>
         <w:t xml:space="preserve"> </w:t>
@@ -1371,48 +1417,48 @@
         <w:t xml:space="preserve">which come from bacteria in the mouth</w:t>
       </w:r>
     </w:p>
+    <w:bookmarkEnd w:id="54"/>
+    <w:bookmarkStart w:id="55" w:name="secretions-from-the-mouth"/>
+    <w:p>
+      <w:pPr>
+        <w:pStyle w:val="Heading2"/>
+      </w:pPr>
+      <w:r>
+        <w:t xml:space="preserve">47 Secretions from the Mouth</w:t>
+      </w:r>
+    </w:p>
+    <w:p>
+      <w:pPr>
+        <w:pStyle w:val="FirstParagraph"/>
+      </w:pPr>
+      <w:r>
+        <w:t xml:space="preserve">The secretions in the mouth contain bacteria (50)</w:t>
+      </w:r>
+    </w:p>
+    <w:p>
+      <w:pPr>
+        <w:pStyle w:val="BodyText"/>
+      </w:pPr>
+      <w:r>
+        <w:t xml:space="preserve">and ordinarily these secretions pass into the esopahogus</w:t>
+      </w:r>
+    </w:p>
+    <w:p>
+      <w:pPr>
+        <w:pStyle w:val="BodyText"/>
+      </w:pPr>
+      <w:r>
+        <w:t xml:space="preserve">and are swallowed</w:t>
+      </w:r>
+    </w:p>
     <w:bookmarkEnd w:id="55"/>
-    <w:bookmarkStart w:id="56" w:name="secretions-from-the-mouth"/>
+    <w:bookmarkStart w:id="56" w:name="secretions-from-the-mouth-1"/>
     <w:p>
       <w:pPr>
         <w:pStyle w:val="Heading2"/>
       </w:pPr>
       <w:r>
         <w:t xml:space="preserve">48 Secretions from the Mouth</w:t>
-      </w:r>
-    </w:p>
-    <w:p>
-      <w:pPr>
-        <w:pStyle w:val="FirstParagraph"/>
-      </w:pPr>
-      <w:r>
-        <w:t xml:space="preserve">The secretions in the mouth contain bacteria (50)</w:t>
-      </w:r>
-    </w:p>
-    <w:p>
-      <w:pPr>
-        <w:pStyle w:val="BodyText"/>
-      </w:pPr>
-      <w:r>
-        <w:t xml:space="preserve">and ordinarily these secretions pass into the esopahogus</w:t>
-      </w:r>
-    </w:p>
-    <w:p>
-      <w:pPr>
-        <w:pStyle w:val="BodyText"/>
-      </w:pPr>
-      <w:r>
-        <w:t xml:space="preserve">and are swallowed</w:t>
-      </w:r>
-    </w:p>
-    <w:bookmarkEnd w:id="56"/>
-    <w:bookmarkStart w:id="57" w:name="secretions-from-the-mouth-1"/>
-    <w:p>
-      <w:pPr>
-        <w:pStyle w:val="Heading2"/>
-      </w:pPr>
-      <w:r>
-        <w:t xml:space="preserve">49 Secretions from the Mouth</w:t>
       </w:r>
     </w:p>
     <w:p>
@@ -1439,60 +1485,78 @@
         <w:t xml:space="preserve">occasionally enter the windpipe (53)</w:t>
       </w:r>
     </w:p>
+    <w:bookmarkEnd w:id="56"/>
+    <w:bookmarkStart w:id="57" w:name="secretions-from-the-mouth-2"/>
+    <w:p>
+      <w:pPr>
+        <w:pStyle w:val="Heading2"/>
+      </w:pPr>
+      <w:r>
+        <w:t xml:space="preserve">49 Secretions from the Mouth</w:t>
+      </w:r>
+    </w:p>
+    <w:p>
+      <w:pPr>
+        <w:pStyle w:val="FirstParagraph"/>
+      </w:pPr>
+      <w:r>
+        <w:t xml:space="preserve">But are ordinarily quickly cleared by a cough (54)</w:t>
+      </w:r>
+    </w:p>
     <w:bookmarkEnd w:id="57"/>
-    <w:bookmarkStart w:id="58" w:name="secretions-from-the-mouth-2"/>
-    <w:p>
-      <w:pPr>
-        <w:pStyle w:val="Heading2"/>
-      </w:pPr>
-      <w:r>
-        <w:t xml:space="preserve">50 Secretions from the Mouth</w:t>
-      </w:r>
-    </w:p>
-    <w:p>
-      <w:pPr>
-        <w:pStyle w:val="FirstParagraph"/>
-      </w:pPr>
-      <w:r>
-        <w:t xml:space="preserve">But are ordinarily quickly cleared by a cough (54)</w:t>
+    <w:bookmarkStart w:id="58" w:name="secretions-in-the-airway"/>
+    <w:p>
+      <w:pPr>
+        <w:pStyle w:val="Heading2"/>
+      </w:pPr>
+      <w:r>
+        <w:t xml:space="preserve">50 Secretions in the Airway</w:t>
+      </w:r>
+    </w:p>
+    <w:p>
+      <w:pPr>
+        <w:pStyle w:val="FirstParagraph"/>
+      </w:pPr>
+      <w:r>
+        <w:t xml:space="preserve">After surgery… particularly after patients have been asleep for a period of time</w:t>
+      </w:r>
+    </w:p>
+    <w:p>
+      <w:pPr>
+        <w:pStyle w:val="BodyText"/>
+      </w:pPr>
+      <w:r>
+        <w:t xml:space="preserve">Secretions in the airway more easily pass into the lungs</w:t>
+      </w:r>
+    </w:p>
+    <w:p>
+      <w:pPr>
+        <w:pStyle w:val="BodyText"/>
+      </w:pPr>
+      <w:r>
+        <w:t xml:space="preserve">…and can cause pneumonia</w:t>
       </w:r>
     </w:p>
     <w:bookmarkEnd w:id="58"/>
-    <w:bookmarkStart w:id="59" w:name="secretions-in-the-airway"/>
-    <w:p>
-      <w:pPr>
-        <w:pStyle w:val="Heading2"/>
-      </w:pPr>
-      <w:r>
-        <w:t xml:space="preserve">51 Secretions in the Airway</w:t>
-      </w:r>
-    </w:p>
-    <w:p>
-      <w:pPr>
-        <w:pStyle w:val="FirstParagraph"/>
-      </w:pPr>
-      <w:r>
-        <w:t xml:space="preserve">After surgery… particularly after patients have been asleep for a period of time</w:t>
-      </w:r>
-    </w:p>
-    <w:p>
-      <w:pPr>
-        <w:pStyle w:val="BodyText"/>
-      </w:pPr>
-      <w:r>
-        <w:t xml:space="preserve">Secretions in the airway more easily pass into the lungs</w:t>
-      </w:r>
-    </w:p>
-    <w:p>
-      <w:pPr>
-        <w:pStyle w:val="BodyText"/>
-      </w:pPr>
-      <w:r>
-        <w:t xml:space="preserve">…and can cause pneumonia</w:t>
+    <w:bookmarkStart w:id="59" w:name="pneumonia-prevention-after-surgery"/>
+    <w:p>
+      <w:pPr>
+        <w:pStyle w:val="Heading2"/>
+      </w:pPr>
+      <w:r>
+        <w:t xml:space="preserve">51 Pneumonia Prevention after Surgery</w:t>
+      </w:r>
+    </w:p>
+    <w:p>
+      <w:pPr>
+        <w:pStyle w:val="FirstParagraph"/>
+      </w:pPr>
+      <w:r>
+        <w:t xml:space="preserve">Pneumonia prevention after surgery means clearing secretions from the lungs by Coughing (61)</w:t>
       </w:r>
     </w:p>
     <w:bookmarkEnd w:id="59"/>
-    <w:bookmarkStart w:id="60" w:name="pneumonia-prevention-after-surgery"/>
+    <w:bookmarkStart w:id="60" w:name="pneumonia-prevention-after-surgery-1"/>
     <w:p>
       <w:pPr>
         <w:pStyle w:val="Heading2"/>
@@ -1506,11 +1570,11 @@
         <w:pStyle w:val="FirstParagraph"/>
       </w:pPr>
       <w:r>
-        <w:t xml:space="preserve">Pneumonia prevention after surgery means clearing secretions from the lungs by Coughing (61)</w:t>
+        <w:t xml:space="preserve">Deep breating (62)</w:t>
       </w:r>
     </w:p>
     <w:bookmarkEnd w:id="60"/>
-    <w:bookmarkStart w:id="61" w:name="pneumonia-prevention-after-surgery-1"/>
+    <w:bookmarkStart w:id="61" w:name="pneumonia-prevention-after-surgery-2"/>
     <w:p>
       <w:pPr>
         <w:pStyle w:val="Heading2"/>
@@ -1524,47 +1588,55 @@
         <w:pStyle w:val="FirstParagraph"/>
       </w:pPr>
       <w:r>
-        <w:t xml:space="preserve">Deep breating (62)</w:t>
+        <w:t xml:space="preserve">and Walking (63)</w:t>
       </w:r>
     </w:p>
     <w:bookmarkEnd w:id="61"/>
-    <w:bookmarkStart w:id="62" w:name="pneumonia-prevention-after-surgery-2"/>
-    <w:p>
-      <w:pPr>
-        <w:pStyle w:val="Heading2"/>
-      </w:pPr>
-      <w:r>
-        <w:t xml:space="preserve">54 Pneumonia Prevention after Surgery</w:t>
-      </w:r>
-    </w:p>
-    <w:p>
-      <w:pPr>
-        <w:pStyle w:val="FirstParagraph"/>
-      </w:pPr>
-      <w:r>
-        <w:t xml:space="preserve">and Walking (63)</w:t>
+    <w:bookmarkStart w:id="62" w:name="incentive-spirometer"/>
+    <w:p>
+      <w:pPr>
+        <w:pStyle w:val="Heading2"/>
+      </w:pPr>
+      <w:r>
+        <w:t xml:space="preserve">54 INcentive spirometer</w:t>
+      </w:r>
+    </w:p>
+    <w:p>
+      <w:pPr>
+        <w:pStyle w:val="FirstParagraph"/>
+      </w:pPr>
+      <w:r>
+        <w:t xml:space="preserve">An incentive spirometer is a device which can help coach you to take deep breaths after surgery (64)</w:t>
       </w:r>
     </w:p>
     <w:bookmarkEnd w:id="62"/>
-    <w:bookmarkStart w:id="63" w:name="incentive-spirometer"/>
-    <w:p>
-      <w:pPr>
-        <w:pStyle w:val="Heading2"/>
-      </w:pPr>
-      <w:r>
-        <w:t xml:space="preserve">55 INcentive spirometer</w:t>
-      </w:r>
-    </w:p>
-    <w:p>
-      <w:pPr>
-        <w:pStyle w:val="FirstParagraph"/>
-      </w:pPr>
-      <w:r>
-        <w:t xml:space="preserve">An incentive spirometer is a device which can help coach you to take deep breaths after surgery (64)</w:t>
+    <w:bookmarkStart w:id="63" w:name="pain-control"/>
+    <w:p>
+      <w:pPr>
+        <w:pStyle w:val="Heading2"/>
+      </w:pPr>
+      <w:r>
+        <w:t xml:space="preserve">55 Pain control</w:t>
+      </w:r>
+    </w:p>
+    <w:p>
+      <w:pPr>
+        <w:pStyle w:val="FirstParagraph"/>
+      </w:pPr>
+      <w:r>
+        <w:t xml:space="preserve">Coughing, deep breating, and walking after surgery can be unconfortable,</w:t>
+      </w:r>
+    </w:p>
+    <w:p>
+      <w:pPr>
+        <w:pStyle w:val="BodyText"/>
+      </w:pPr>
+      <w:r>
+        <w:t xml:space="preserve">so another important strategy to prevent pneumonia is to work to minimize discomfort. (67)</w:t>
       </w:r>
     </w:p>
     <w:bookmarkEnd w:id="63"/>
-    <w:bookmarkStart w:id="64" w:name="pain-control"/>
+    <w:bookmarkStart w:id="64" w:name="pain-control-1"/>
     <w:p>
       <w:pPr>
         <w:pStyle w:val="Heading2"/>
@@ -1578,19 +1650,11 @@
         <w:pStyle w:val="FirstParagraph"/>
       </w:pPr>
       <w:r>
-        <w:t xml:space="preserve">Coughing, deep breating, and walking after surgery can be unconfortable,</w:t>
-      </w:r>
-    </w:p>
-    <w:p>
-      <w:pPr>
-        <w:pStyle w:val="BodyText"/>
-      </w:pPr>
-      <w:r>
-        <w:t xml:space="preserve">so another important strategy to prevent pneumonia is to work to minimize discomfort. (67)</w:t>
+        <w:t xml:space="preserve">Minimally-ilnvasive techniques, either laparoscopic or robotic, can help reduce discomfort by the use of small incisions (66)</w:t>
       </w:r>
     </w:p>
     <w:bookmarkEnd w:id="64"/>
-    <w:bookmarkStart w:id="65" w:name="pain-control-1"/>
+    <w:bookmarkStart w:id="65" w:name="pain-control-2"/>
     <w:p>
       <w:pPr>
         <w:pStyle w:val="Heading2"/>
@@ -1604,29 +1668,45 @@
         <w:pStyle w:val="FirstParagraph"/>
       </w:pPr>
       <w:r>
-        <w:t xml:space="preserve">Minimally-ilnvasive techniques, either laparoscopic or robotic, can help reduce discomfort by the use of small incisions (66)</w:t>
+        <w:t xml:space="preserve">The other strategy is pain control</w:t>
       </w:r>
     </w:p>
     <w:bookmarkEnd w:id="65"/>
-    <w:bookmarkStart w:id="66" w:name="pain-control-2"/>
-    <w:p>
-      <w:pPr>
-        <w:pStyle w:val="Heading2"/>
-      </w:pPr>
-      <w:r>
-        <w:t xml:space="preserve">58 Pain control</w:t>
-      </w:r>
-    </w:p>
-    <w:p>
-      <w:pPr>
-        <w:pStyle w:val="FirstParagraph"/>
-      </w:pPr>
-      <w:r>
-        <w:t xml:space="preserve">The other strategy is pain control</w:t>
+    <w:bookmarkStart w:id="66" w:name="epidural-catheter"/>
+    <w:p>
+      <w:pPr>
+        <w:pStyle w:val="Heading2"/>
+      </w:pPr>
+      <w:r>
+        <w:t xml:space="preserve">58 Epidural Catheter</w:t>
+      </w:r>
+    </w:p>
+    <w:p>
+      <w:pPr>
+        <w:pStyle w:val="FirstParagraph"/>
+      </w:pPr>
+      <w:r>
+        <w:t xml:space="preserve">An epidural catheter can help with postoperative pain control.</w:t>
+      </w:r>
+    </w:p>
+    <w:p>
+      <w:pPr>
+        <w:pStyle w:val="BodyText"/>
+      </w:pPr>
+      <w:r>
+        <w:t xml:space="preserve">This is similar to the epidural used for childbirth.</w:t>
+      </w:r>
+    </w:p>
+    <w:p>
+      <w:pPr>
+        <w:pStyle w:val="BodyText"/>
+      </w:pPr>
+      <w:r>
+        <w:t xml:space="preserve">A small tube is placed under the skin near the spine with local anesthetic (68)</w:t>
       </w:r>
     </w:p>
     <w:bookmarkEnd w:id="66"/>
-    <w:bookmarkStart w:id="67" w:name="epidural-catheter"/>
+    <w:bookmarkStart w:id="67" w:name="epidural-catheter-1"/>
     <w:p>
       <w:pPr>
         <w:pStyle w:val="Heading2"/>
@@ -1640,27 +1720,19 @@
         <w:pStyle w:val="FirstParagraph"/>
       </w:pPr>
       <w:r>
-        <w:t xml:space="preserve">An epidural catheter can help with postoperative pain control.</w:t>
-      </w:r>
-    </w:p>
-    <w:p>
-      <w:pPr>
-        <w:pStyle w:val="BodyText"/>
-      </w:pPr>
-      <w:r>
-        <w:t xml:space="preserve">This is similar to the epidural used for childbirth.</w:t>
-      </w:r>
-    </w:p>
-    <w:p>
-      <w:pPr>
-        <w:pStyle w:val="BodyText"/>
-      </w:pPr>
-      <w:r>
-        <w:t xml:space="preserve">A small tube is placed under the skin near the spine with local anesthetic (68)</w:t>
+        <w:t xml:space="preserve">This allows the administration of pain medicines whcih can provide pain relief without sedation 69)</w:t>
+      </w:r>
+    </w:p>
+    <w:p>
+      <w:pPr>
+        <w:pStyle w:val="BodyText"/>
+      </w:pPr>
+      <w:r>
+        <w:t xml:space="preserve">This makes it easier to walk without discomfort.</w:t>
       </w:r>
     </w:p>
     <w:bookmarkEnd w:id="67"/>
-    <w:bookmarkStart w:id="68" w:name="epidural-catheter-1"/>
+    <w:bookmarkStart w:id="68" w:name="epidural-catheter-2"/>
     <w:p>
       <w:pPr>
         <w:pStyle w:val="Heading2"/>
@@ -1674,51 +1746,25 @@
         <w:pStyle w:val="FirstParagraph"/>
       </w:pPr>
       <w:r>
-        <w:t xml:space="preserve">This allows the administration of pain medicines whcih can provide pain relief without sedation 69)</w:t>
-      </w:r>
-    </w:p>
-    <w:p>
-      <w:pPr>
-        <w:pStyle w:val="BodyText"/>
-      </w:pPr>
-      <w:r>
-        <w:t xml:space="preserve">This makes it easier to walk without discomfort.</w:t>
+        <w:t xml:space="preserve">The goal is to minimize pain (70)</w:t>
+      </w:r>
+    </w:p>
+    <w:p>
+      <w:pPr>
+        <w:pStyle w:val="BodyText"/>
+      </w:pPr>
+      <w:r>
+        <w:t xml:space="preserve">And make it easier to cough, deep breathe, and walk after surgery</w:t>
       </w:r>
     </w:p>
     <w:bookmarkEnd w:id="68"/>
-    <w:bookmarkStart w:id="69" w:name="epidural-catheter-2"/>
-    <w:p>
-      <w:pPr>
-        <w:pStyle w:val="Heading2"/>
-      </w:pPr>
-      <w:r>
-        <w:t xml:space="preserve">61 Epidural Catheter</w:t>
-      </w:r>
-    </w:p>
-    <w:p>
-      <w:pPr>
-        <w:pStyle w:val="FirstParagraph"/>
-      </w:pPr>
-      <w:r>
-        <w:t xml:space="preserve">The goal is to minimize pain (70)</w:t>
-      </w:r>
-    </w:p>
-    <w:p>
-      <w:pPr>
-        <w:pStyle w:val="BodyText"/>
-      </w:pPr>
-      <w:r>
-        <w:t xml:space="preserve">And make it easier to cough, deep breathe, and walk after surgery</w:t>
-      </w:r>
-    </w:p>
-    <w:bookmarkEnd w:id="69"/>
-    <w:bookmarkStart w:id="70" w:name="section"/>
-    <w:p>
-      <w:pPr>
-        <w:pStyle w:val="Heading2"/>
-      </w:pPr>
-      <w:r>
-        <w:t xml:space="preserve">62</w:t>
+    <w:bookmarkStart w:id="69" w:name="section"/>
+    <w:p>
+      <w:pPr>
+        <w:pStyle w:val="Heading2"/>
+      </w:pPr>
+      <w:r>
+        <w:t xml:space="preserve">61</w:t>
       </w:r>
       <w:r>
         <w:t xml:space="preserve"> </w:t>
@@ -1763,7 +1809,7 @@
         <w:t xml:space="preserve">We’re constantly creating new videos, so please subscribe to be notified of new videos when we post them. (29)</w:t>
       </w:r>
     </w:p>
-    <w:bookmarkEnd w:id="70"/>
+    <w:bookmarkEnd w:id="69"/>
     <w:sectPr>
       <w:footnotePr>
         <w:numRestart w:val="eachSect"/>
@@ -1993,6 +2039,9 @@
     <w:abstractNumId w:val="991"/>
   </w:num>
   <w:num w:numId="1005">
+    <w:abstractNumId w:val="991"/>
+  </w:num>
+  <w:num w:numId="1006">
     <w:abstractNumId w:val="991"/>
   </w:num>
 </w:numbering>
